--- a/ЛР5.docx
+++ b/ЛР5.docx
@@ -1,6 +1,6 @@
 
 <file path=word/document.xml><?xml version="1.0" encoding="utf-8"?>
-<w:document xmlns:wpc="http://schemas.microsoft.com/office/word/2010/wordprocessingCanvas" xmlns:cx="http://schemas.microsoft.com/office/drawing/2014/chartex" xmlns:cx1="http://schemas.microsoft.com/office/drawing/2015/9/8/chartex" xmlns:cx2="http://schemas.microsoft.com/office/drawing/2015/10/21/chartex" xmlns:cx3="http://schemas.microsoft.com/office/drawing/2016/5/9/chartex" xmlns:cx4="http://schemas.microsoft.com/office/drawing/2016/5/10/chartex" xmlns:cx5="http://schemas.microsoft.com/office/drawing/2016/5/11/chartex" xmlns:cx6="http://schemas.microsoft.com/office/drawing/2016/5/12/chartex" xmlns:cx7="http://schemas.microsoft.com/office/drawing/2016/5/13/chartex" xmlns:cx8="http://schemas.microsoft.com/office/drawing/2016/5/14/chartex" xmlns:mc="http://schemas.openxmlformats.org/markup-compatibility/2006" xmlns:aink="http://schemas.microsoft.com/office/drawing/2016/ink" xmlns:am3d="http://schemas.microsoft.com/office/drawing/2017/model3d" xmlns:o="urn:schemas-microsoft-com:office:office" xmlns:oel="http://schemas.microsoft.com/office/2019/extlst" xmlns:r="http://schemas.openxmlformats.org/officeDocument/2006/relationships" xmlns:m="http://schemas.openxmlformats.org/officeDocument/2006/math" xmlns:v="urn:schemas-microsoft-com:vml" xmlns:wp14="http://schemas.microsoft.com/office/word/2010/wordprocessingDrawing" xmlns:wp="http://schemas.openxmlformats.org/drawingml/2006/wordprocessingDrawing" xmlns:w10="urn:schemas-microsoft-com:office:word" xmlns:w="http://schemas.openxmlformats.org/wordprocessingml/2006/main" xmlns:w14="http://schemas.microsoft.com/office/word/2010/wordml" xmlns:w15="http://schemas.microsoft.com/office/word/2012/wordml" xmlns:w16cex="http://schemas.microsoft.com/office/word/2018/wordml/cex" xmlns:w16cid="http://schemas.microsoft.com/office/word/2016/wordml/cid" xmlns:w16="http://schemas.microsoft.com/office/word/2018/wordml" xmlns:w16du="http://schemas.microsoft.com/office/word/2023/wordml/word16du" xmlns:w16sdtdh="http://schemas.microsoft.com/office/word/2020/wordml/sdtdatahash" xmlns:w16se="http://schemas.microsoft.com/office/word/2015/wordml/symex" xmlns:wpg="http://schemas.microsoft.com/office/word/2010/wordprocessingGroup" xmlns:wpi="http://schemas.microsoft.com/office/word/2010/wordprocessingInk" xmlns:wne="http://schemas.microsoft.com/office/word/2006/wordml" xmlns:wps="http://schemas.microsoft.com/office/word/2010/wordprocessingShape" mc:Ignorable="w14 w15 w16se w16cid w16 w16cex w16sdtdh w16du wp14">
+<w:document xmlns:wpc="http://schemas.microsoft.com/office/word/2010/wordprocessingCanvas" xmlns:cx="http://schemas.microsoft.com/office/drawing/2014/chartex" xmlns:cx1="http://schemas.microsoft.com/office/drawing/2015/9/8/chartex" xmlns:cx2="http://schemas.microsoft.com/office/drawing/2015/10/21/chartex" xmlns:cx3="http://schemas.microsoft.com/office/drawing/2016/5/9/chartex" xmlns:cx4="http://schemas.microsoft.com/office/drawing/2016/5/10/chartex" xmlns:cx5="http://schemas.microsoft.com/office/drawing/2016/5/11/chartex" xmlns:cx6="http://schemas.microsoft.com/office/drawing/2016/5/12/chartex" xmlns:cx7="http://schemas.microsoft.com/office/drawing/2016/5/13/chartex" xmlns:cx8="http://schemas.microsoft.com/office/drawing/2016/5/14/chartex" xmlns:mc="http://schemas.openxmlformats.org/markup-compatibility/2006" xmlns:aink="http://schemas.microsoft.com/office/drawing/2016/ink" xmlns:am3d="http://schemas.microsoft.com/office/drawing/2017/model3d" xmlns:o="urn:schemas-microsoft-com:office:office" xmlns:r="http://schemas.openxmlformats.org/officeDocument/2006/relationships" xmlns:m="http://schemas.openxmlformats.org/officeDocument/2006/math" xmlns:v="urn:schemas-microsoft-com:vml" xmlns:wp14="http://schemas.microsoft.com/office/word/2010/wordprocessingDrawing" xmlns:wp="http://schemas.openxmlformats.org/drawingml/2006/wordprocessingDrawing" xmlns:w10="urn:schemas-microsoft-com:office:word" xmlns:w="http://schemas.openxmlformats.org/wordprocessingml/2006/main" xmlns:w14="http://schemas.microsoft.com/office/word/2010/wordml" xmlns:w15="http://schemas.microsoft.com/office/word/2012/wordml" xmlns:w16cex="http://schemas.microsoft.com/office/word/2018/wordml/cex" xmlns:w16cid="http://schemas.microsoft.com/office/word/2016/wordml/cid" xmlns:w16="http://schemas.microsoft.com/office/word/2018/wordml" xmlns:w16sdtdh="http://schemas.microsoft.com/office/word/2020/wordml/sdtdatahash" xmlns:w16se="http://schemas.microsoft.com/office/word/2015/wordml/symex" xmlns:wpg="http://schemas.microsoft.com/office/word/2010/wordprocessingGroup" xmlns:wpi="http://schemas.microsoft.com/office/word/2010/wordprocessingInk" xmlns:wne="http://schemas.microsoft.com/office/word/2006/wordml" xmlns:wps="http://schemas.microsoft.com/office/word/2010/wordprocessingShape" mc:Ignorable="w14 w15 w16se w16cid w16 w16cex w16sdtdh wp14">
   <w:body>
     <w:p>
       <w:pPr>
@@ -443,75 +443,59 @@
           <w:lang w:val="ru-RU"/>
         </w:rPr>
       </w:pPr>
-      <w:r>
-        <w:rPr>
-          <w:rFonts w:ascii="Times New Roman" w:eastAsia="Times New Roman" w:hAnsi="Times New Roman" w:cs="Times New Roman"/>
-          <w:color w:val="000000" w:themeColor="text1"/>
-          <w:sz w:val="28"/>
-          <w:szCs w:val="28"/>
-          <w:lang w:val="ru-RU"/>
-        </w:rPr>
-        <w:t xml:space="preserve">Выполнил:                                                                                        </w:t>
-      </w:r>
-      <w:r>
-        <w:rPr>
-          <w:rFonts w:ascii="Times New Roman" w:eastAsia="Times New Roman" w:hAnsi="Times New Roman" w:cs="Times New Roman"/>
-          <w:color w:val="000000" w:themeColor="text1"/>
-          <w:sz w:val="28"/>
-          <w:szCs w:val="28"/>
-          <w:lang w:val="ru-RU"/>
-        </w:rPr>
-        <w:t xml:space="preserve">    Лобач</w:t>
-      </w:r>
-      <w:r>
-        <w:rPr>
-          <w:rFonts w:ascii="Times New Roman" w:eastAsia="Times New Roman" w:hAnsi="Times New Roman" w:cs="Times New Roman"/>
-          <w:color w:val="000000" w:themeColor="text1"/>
-          <w:sz w:val="28"/>
-          <w:szCs w:val="28"/>
-          <w:lang w:val="ru-RU"/>
-        </w:rPr>
-        <w:t xml:space="preserve"> </w:t>
-      </w:r>
-      <w:r>
-        <w:rPr>
-          <w:rFonts w:ascii="Times New Roman" w:eastAsia="Times New Roman" w:hAnsi="Times New Roman" w:cs="Times New Roman"/>
-          <w:color w:val="000000" w:themeColor="text1"/>
-          <w:sz w:val="28"/>
-          <w:szCs w:val="28"/>
-          <w:lang w:val="ru-RU"/>
-        </w:rPr>
-        <w:t>Е</w:t>
-      </w:r>
-      <w:r>
-        <w:rPr>
-          <w:rFonts w:ascii="Times New Roman" w:eastAsia="Times New Roman" w:hAnsi="Times New Roman" w:cs="Times New Roman"/>
-          <w:color w:val="000000" w:themeColor="text1"/>
-          <w:sz w:val="28"/>
-          <w:szCs w:val="28"/>
-          <w:lang w:val="ru-RU"/>
-        </w:rPr>
-        <w:t xml:space="preserve">. </w:t>
-      </w:r>
-      <w:r>
-        <w:rPr>
-          <w:rFonts w:ascii="Times New Roman" w:eastAsia="Times New Roman" w:hAnsi="Times New Roman" w:cs="Times New Roman"/>
-          <w:color w:val="000000" w:themeColor="text1"/>
-          <w:sz w:val="28"/>
-          <w:szCs w:val="28"/>
-          <w:lang w:val="ru-RU"/>
-        </w:rPr>
-        <w:t>В</w:t>
-      </w:r>
-      <w:r>
-        <w:rPr>
-          <w:rFonts w:ascii="Times New Roman" w:eastAsia="Times New Roman" w:hAnsi="Times New Roman" w:cs="Times New Roman"/>
-          <w:color w:val="000000" w:themeColor="text1"/>
-          <w:sz w:val="28"/>
-          <w:szCs w:val="28"/>
-          <w:lang w:val="ru-RU"/>
-        </w:rPr>
-        <w:t>.</w:t>
+      <w:proofErr w:type="gramStart"/>
+      <w:r>
+        <w:rPr>
+          <w:rFonts w:ascii="Times New Roman" w:eastAsia="Times New Roman" w:hAnsi="Times New Roman" w:cs="Times New Roman"/>
+          <w:color w:val="000000" w:themeColor="text1"/>
+          <w:sz w:val="28"/>
+          <w:szCs w:val="28"/>
+          <w:lang w:val="ru-RU"/>
+        </w:rPr>
+        <w:t xml:space="preserve">Выполнил:   </w:t>
+      </w:r>
+      <w:proofErr w:type="gramEnd"/>
+      <w:r>
+        <w:rPr>
+          <w:rFonts w:ascii="Times New Roman" w:eastAsia="Times New Roman" w:hAnsi="Times New Roman" w:cs="Times New Roman"/>
+          <w:color w:val="000000" w:themeColor="text1"/>
+          <w:sz w:val="28"/>
+          <w:szCs w:val="28"/>
+          <w:lang w:val="ru-RU"/>
+        </w:rPr>
+        <w:t xml:space="preserve">                                                                                     </w:t>
+      </w:r>
+      <w:r>
+        <w:rPr>
+          <w:rFonts w:ascii="Times New Roman" w:eastAsia="Times New Roman" w:hAnsi="Times New Roman" w:cs="Times New Roman"/>
+          <w:color w:val="000000" w:themeColor="text1"/>
+          <w:sz w:val="28"/>
+          <w:szCs w:val="28"/>
+          <w:lang w:val="ru-RU"/>
+        </w:rPr>
+        <w:t xml:space="preserve">    </w:t>
+      </w:r>
+      <w:proofErr w:type="spellStart"/>
+      <w:r>
+        <w:rPr>
+          <w:rFonts w:ascii="Times New Roman" w:eastAsia="Times New Roman" w:hAnsi="Times New Roman" w:cs="Times New Roman"/>
+          <w:color w:val="000000" w:themeColor="text1"/>
+          <w:sz w:val="28"/>
+          <w:szCs w:val="28"/>
+          <w:lang w:val="ru-RU"/>
+        </w:rPr>
+        <w:t>Аннаев</w:t>
+      </w:r>
+      <w:proofErr w:type="spellEnd"/>
+      <w:r>
+        <w:rPr>
+          <w:rFonts w:ascii="Times New Roman" w:eastAsia="Times New Roman" w:hAnsi="Times New Roman" w:cs="Times New Roman"/>
+          <w:color w:val="000000" w:themeColor="text1"/>
+          <w:sz w:val="28"/>
+          <w:szCs w:val="28"/>
+          <w:lang w:val="ru-RU"/>
+        </w:rPr>
+        <w:t xml:space="preserve"> Б. А.</w:t>
       </w:r>
     </w:p>
     <w:p>
@@ -762,6 +746,7 @@
         <w:lastRenderedPageBreak/>
         <w:t>Цель работы</w:t>
       </w:r>
+      <w:proofErr w:type="gramStart"/>
       <w:r>
         <w:rPr>
           <w:rFonts w:ascii="Times New Roman" w:hAnsi="Times New Roman" w:cs="Times New Roman"/>
@@ -778,7 +763,16 @@
           <w:sz w:val="28"/>
           <w:lang w:val="ru-RU"/>
         </w:rPr>
-        <w:t>Разработать REST‑службу удалённого файлового хранилища по протоколу HTTP. Реализовать операции загрузки, получения, просмотра содержимого каталога, получения метаданных файла и удаления с корректным использованием кодов состояния HTTP. Выполнить тестирование через curl.exe и браузер.</w:t>
+        <w:t>Разработать</w:t>
+      </w:r>
+      <w:proofErr w:type="gramEnd"/>
+      <w:r>
+        <w:rPr>
+          <w:rFonts w:ascii="Times New Roman" w:hAnsi="Times New Roman" w:cs="Times New Roman"/>
+          <w:sz w:val="28"/>
+          <w:lang w:val="ru-RU"/>
+        </w:rPr>
+        <w:t xml:space="preserve"> REST‑службу удалённого файлового хранилища по протоколу HTTP. Реализовать операции загрузки, получения, просмотра содержимого каталога, получения метаданных файла и удаления с корректным использованием кодов состояния HTTP. Выполнить тестирование через curl.exe и браузер.</w:t>
       </w:r>
     </w:p>
     <w:p>
@@ -1320,7 +1314,6 @@
         </w:rPr>
         <w:t>.</w:t>
       </w:r>
-      <w:proofErr w:type="spellStart"/>
       <w:r>
         <w:rPr>
           <w:rFonts w:ascii="Times New Roman" w:hAnsi="Times New Roman" w:cs="Times New Roman"/>
@@ -1328,7 +1321,6 @@
         </w:rPr>
         <w:t>php</w:t>
       </w:r>
-      <w:proofErr w:type="spellEnd"/>
       <w:r>
         <w:rPr>
           <w:rFonts w:ascii="Times New Roman" w:hAnsi="Times New Roman" w:cs="Times New Roman"/>
@@ -1367,7 +1359,6 @@
         </w:rPr>
         <w:t>.</w:t>
       </w:r>
-      <w:proofErr w:type="spellStart"/>
       <w:r>
         <w:rPr>
           <w:rFonts w:ascii="Times New Roman" w:hAnsi="Times New Roman" w:cs="Times New Roman"/>
@@ -1375,7 +1366,6 @@
         </w:rPr>
         <w:t>php</w:t>
       </w:r>
-      <w:proofErr w:type="spellEnd"/>
       <w:r>
         <w:rPr>
           <w:rFonts w:ascii="Times New Roman" w:hAnsi="Times New Roman" w:cs="Times New Roman"/>
@@ -1782,7 +1772,25 @@
           <w:lang w:val="ru-RU"/>
         </w:rPr>
         <w:tab/>
-        <w:t>последовательности .. удаляются, чтобы исключить выход за пределы директории хранилища;</w:t>
+        <w:t>последовательности</w:t>
+      </w:r>
+      <w:proofErr w:type="gramStart"/>
+      <w:r>
+        <w:rPr>
+          <w:rFonts w:ascii="Times New Roman" w:hAnsi="Times New Roman" w:cs="Times New Roman"/>
+          <w:sz w:val="28"/>
+          <w:lang w:val="ru-RU"/>
+        </w:rPr>
+        <w:t xml:space="preserve"> ..</w:t>
+      </w:r>
+      <w:proofErr w:type="gramEnd"/>
+      <w:r>
+        <w:rPr>
+          <w:rFonts w:ascii="Times New Roman" w:hAnsi="Times New Roman" w:cs="Times New Roman"/>
+          <w:sz w:val="28"/>
+          <w:lang w:val="ru-RU"/>
+        </w:rPr>
+        <w:t xml:space="preserve"> удаляются, чтобы исключить выход за пределы директории хранилища;</w:t>
       </w:r>
     </w:p>
     <w:p>
@@ -1814,9 +1822,19 @@
           <w:lang w:val="ru-RU"/>
         </w:rPr>
         <w:tab/>
-        <w:t>все операции выполняются только через Storage::</w:t>
+        <w:t xml:space="preserve">все операции выполняются только через </w:t>
+      </w:r>
+      <w:proofErr w:type="gramStart"/>
+      <w:r>
+        <w:rPr>
+          <w:rFonts w:ascii="Times New Roman" w:hAnsi="Times New Roman" w:cs="Times New Roman"/>
+          <w:sz w:val="28"/>
+          <w:lang w:val="ru-RU"/>
+        </w:rPr>
+        <w:t>Storage::</w:t>
       </w:r>
       <w:proofErr w:type="spellStart"/>
+      <w:proofErr w:type="gramEnd"/>
       <w:r>
         <w:rPr>
           <w:rFonts w:ascii="Times New Roman" w:hAnsi="Times New Roman" w:cs="Times New Roman"/>
@@ -2639,7 +2657,7 @@
           <w:rFonts w:ascii="Times New Roman" w:hAnsi="Times New Roman" w:cs="Times New Roman"/>
           <w:sz w:val="28"/>
         </w:rPr>
-        <w:t xml:space="preserve"> application/</w:t>
+        <w:t xml:space="preserve"> application/json </w:t>
       </w:r>
       <w:proofErr w:type="spellStart"/>
       <w:r>
@@ -2647,7 +2665,7 @@
           <w:rFonts w:ascii="Times New Roman" w:hAnsi="Times New Roman" w:cs="Times New Roman"/>
           <w:sz w:val="28"/>
         </w:rPr>
-        <w:t>json</w:t>
+        <w:t>для</w:t>
       </w:r>
       <w:proofErr w:type="spellEnd"/>
       <w:r>
@@ -2663,7 +2681,7 @@
           <w:rFonts w:ascii="Times New Roman" w:hAnsi="Times New Roman" w:cs="Times New Roman"/>
           <w:sz w:val="28"/>
         </w:rPr>
-        <w:t>для</w:t>
+        <w:t>каталога</w:t>
       </w:r>
       <w:proofErr w:type="spellEnd"/>
       <w:r>
@@ -2671,53 +2689,256 @@
           <w:rFonts w:ascii="Times New Roman" w:hAnsi="Times New Roman" w:cs="Times New Roman"/>
           <w:sz w:val="28"/>
         </w:rPr>
+        <w:t>;</w:t>
+      </w:r>
+    </w:p>
+    <w:p>
+      <w:pPr>
+        <w:tabs>
+          <w:tab w:val="left" w:pos="966"/>
+        </w:tabs>
+        <w:spacing w:after="0"/>
+        <w:ind w:firstLine="709"/>
+        <w:jc w:val="both"/>
+        <w:rPr>
+          <w:rFonts w:ascii="Times New Roman" w:hAnsi="Times New Roman" w:cs="Times New Roman"/>
+          <w:sz w:val="28"/>
+          <w:lang w:val="ru-RU"/>
+        </w:rPr>
+      </w:pPr>
+      <w:r>
+        <w:rPr>
+          <w:rFonts w:ascii="Times New Roman" w:hAnsi="Times New Roman" w:cs="Times New Roman"/>
+          <w:sz w:val="28"/>
+        </w:rPr>
+        <w:t>X</w:t>
+      </w:r>
+      <w:r>
+        <w:rPr>
+          <w:rFonts w:ascii="Times New Roman" w:hAnsi="Times New Roman" w:cs="Times New Roman"/>
+          <w:sz w:val="28"/>
+          <w:lang w:val="ru-RU"/>
+        </w:rPr>
+        <w:t>-</w:t>
+      </w:r>
+      <w:r>
+        <w:rPr>
+          <w:rFonts w:ascii="Times New Roman" w:hAnsi="Times New Roman" w:cs="Times New Roman"/>
+          <w:sz w:val="28"/>
+        </w:rPr>
+        <w:t>Content</w:t>
+      </w:r>
+      <w:r>
+        <w:rPr>
+          <w:rFonts w:ascii="Times New Roman" w:hAnsi="Times New Roman" w:cs="Times New Roman"/>
+          <w:sz w:val="28"/>
+          <w:lang w:val="ru-RU"/>
+        </w:rPr>
+        <w:t>-</w:t>
+      </w:r>
+      <w:r>
+        <w:rPr>
+          <w:rFonts w:ascii="Times New Roman" w:hAnsi="Times New Roman" w:cs="Times New Roman"/>
+          <w:sz w:val="28"/>
+        </w:rPr>
+        <w:t>Type</w:t>
+      </w:r>
+      <w:r>
+        <w:rPr>
+          <w:rFonts w:ascii="Times New Roman" w:hAnsi="Times New Roman" w:cs="Times New Roman"/>
+          <w:sz w:val="28"/>
+          <w:lang w:val="ru-RU"/>
+        </w:rPr>
+        <w:t xml:space="preserve"> — дополнительный заголовок </w:t>
+      </w:r>
+      <w:r>
+        <w:rPr>
+          <w:rFonts w:ascii="Times New Roman" w:hAnsi="Times New Roman" w:cs="Times New Roman"/>
+          <w:sz w:val="28"/>
+        </w:rPr>
+        <w:t>directory</w:t>
+      </w:r>
+      <w:r>
+        <w:rPr>
+          <w:rFonts w:ascii="Times New Roman" w:hAnsi="Times New Roman" w:cs="Times New Roman"/>
+          <w:sz w:val="28"/>
+          <w:lang w:val="ru-RU"/>
+        </w:rPr>
+        <w:t xml:space="preserve"> для каталога.</w:t>
+      </w:r>
+    </w:p>
+    <w:p>
+      <w:pPr>
+        <w:tabs>
+          <w:tab w:val="left" w:pos="966"/>
+        </w:tabs>
+        <w:spacing w:after="0"/>
+        <w:ind w:firstLine="709"/>
+        <w:jc w:val="both"/>
+        <w:rPr>
+          <w:rFonts w:ascii="Times New Roman" w:hAnsi="Times New Roman" w:cs="Times New Roman"/>
+          <w:sz w:val="28"/>
+          <w:lang w:val="ru-RU"/>
+        </w:rPr>
+      </w:pPr>
+      <w:r>
+        <w:rPr>
+          <w:rFonts w:ascii="Times New Roman" w:hAnsi="Times New Roman" w:cs="Times New Roman"/>
+          <w:sz w:val="28"/>
+          <w:lang w:val="ru-RU"/>
+        </w:rPr>
+        <w:t xml:space="preserve">При успешном выполнении возвращается 200 </w:t>
+      </w:r>
+      <w:r>
+        <w:rPr>
+          <w:rFonts w:ascii="Times New Roman" w:hAnsi="Times New Roman" w:cs="Times New Roman"/>
+          <w:sz w:val="28"/>
+        </w:rPr>
+        <w:t>OK</w:t>
+      </w:r>
+      <w:r>
+        <w:rPr>
+          <w:rFonts w:ascii="Times New Roman" w:hAnsi="Times New Roman" w:cs="Times New Roman"/>
+          <w:sz w:val="28"/>
+          <w:lang w:val="ru-RU"/>
+        </w:rPr>
+        <w:t xml:space="preserve">, если ресурс не найден — 404 </w:t>
+      </w:r>
+      <w:r>
+        <w:rPr>
+          <w:rFonts w:ascii="Times New Roman" w:hAnsi="Times New Roman" w:cs="Times New Roman"/>
+          <w:sz w:val="28"/>
+        </w:rPr>
+        <w:t>Not</w:t>
+      </w:r>
+      <w:r>
+        <w:rPr>
+          <w:rFonts w:ascii="Times New Roman" w:hAnsi="Times New Roman" w:cs="Times New Roman"/>
+          <w:sz w:val="28"/>
+          <w:lang w:val="ru-RU"/>
+        </w:rPr>
         <w:t xml:space="preserve"> </w:t>
       </w:r>
-      <w:proofErr w:type="spellStart"/>
-      <w:r>
-        <w:rPr>
-          <w:rFonts w:ascii="Times New Roman" w:hAnsi="Times New Roman" w:cs="Times New Roman"/>
-          <w:sz w:val="28"/>
-        </w:rPr>
-        <w:t>каталога</w:t>
-      </w:r>
-      <w:proofErr w:type="spellEnd"/>
-      <w:r>
-        <w:rPr>
-          <w:rFonts w:ascii="Times New Roman" w:hAnsi="Times New Roman" w:cs="Times New Roman"/>
-          <w:sz w:val="28"/>
-        </w:rPr>
-        <w:t>;</w:t>
-      </w:r>
-    </w:p>
-    <w:p>
-      <w:pPr>
-        <w:tabs>
-          <w:tab w:val="left" w:pos="966"/>
-        </w:tabs>
-        <w:spacing w:after="0"/>
-        <w:ind w:firstLine="709"/>
-        <w:jc w:val="both"/>
-        <w:rPr>
-          <w:rFonts w:ascii="Times New Roman" w:hAnsi="Times New Roman" w:cs="Times New Roman"/>
-          <w:sz w:val="28"/>
-          <w:lang w:val="ru-RU"/>
-        </w:rPr>
-      </w:pPr>
-      <w:r>
-        <w:rPr>
-          <w:rFonts w:ascii="Times New Roman" w:hAnsi="Times New Roman" w:cs="Times New Roman"/>
-          <w:sz w:val="28"/>
-        </w:rPr>
-        <w:t>X</w:t>
-      </w:r>
-      <w:r>
-        <w:rPr>
-          <w:rFonts w:ascii="Times New Roman" w:hAnsi="Times New Roman" w:cs="Times New Roman"/>
-          <w:sz w:val="28"/>
-          <w:lang w:val="ru-RU"/>
-        </w:rPr>
-        <w:t>-</w:t>
+      <w:r>
+        <w:rPr>
+          <w:rFonts w:ascii="Times New Roman" w:hAnsi="Times New Roman" w:cs="Times New Roman"/>
+          <w:sz w:val="28"/>
+        </w:rPr>
+        <w:t>Found</w:t>
+      </w:r>
+      <w:r>
+        <w:rPr>
+          <w:rFonts w:ascii="Times New Roman" w:hAnsi="Times New Roman" w:cs="Times New Roman"/>
+          <w:sz w:val="28"/>
+          <w:lang w:val="ru-RU"/>
+        </w:rPr>
+        <w:t>.</w:t>
+      </w:r>
+    </w:p>
+    <w:p>
+      <w:pPr>
+        <w:tabs>
+          <w:tab w:val="left" w:pos="966"/>
+        </w:tabs>
+        <w:spacing w:after="0"/>
+        <w:ind w:firstLine="709"/>
+        <w:jc w:val="both"/>
+        <w:rPr>
+          <w:rFonts w:ascii="Times New Roman" w:hAnsi="Times New Roman" w:cs="Times New Roman"/>
+          <w:sz w:val="28"/>
+          <w:lang w:val="ru-RU"/>
+        </w:rPr>
+      </w:pPr>
+    </w:p>
+    <w:p>
+      <w:pPr>
+        <w:tabs>
+          <w:tab w:val="left" w:pos="966"/>
+        </w:tabs>
+        <w:spacing w:after="0"/>
+        <w:ind w:firstLine="709"/>
+        <w:jc w:val="both"/>
+        <w:rPr>
+          <w:rFonts w:ascii="Times New Roman" w:hAnsi="Times New Roman" w:cs="Times New Roman"/>
+          <w:sz w:val="28"/>
+          <w:lang w:val="ru-RU"/>
+        </w:rPr>
+      </w:pPr>
+      <w:r>
+        <w:rPr>
+          <w:rFonts w:ascii="Times New Roman" w:hAnsi="Times New Roman" w:cs="Times New Roman"/>
+          <w:sz w:val="28"/>
+        </w:rPr>
+        <w:t>DELETE</w:t>
+      </w:r>
+      <w:r>
+        <w:rPr>
+          <w:rFonts w:ascii="Times New Roman" w:hAnsi="Times New Roman" w:cs="Times New Roman"/>
+          <w:sz w:val="28"/>
+          <w:lang w:val="ru-RU"/>
+        </w:rPr>
+        <w:t xml:space="preserve"> /...:</w:t>
+      </w:r>
+    </w:p>
+    <w:p>
+      <w:pPr>
+        <w:tabs>
+          <w:tab w:val="left" w:pos="966"/>
+        </w:tabs>
+        <w:spacing w:after="0"/>
+        <w:ind w:firstLine="709"/>
+        <w:jc w:val="both"/>
+        <w:rPr>
+          <w:rFonts w:ascii="Times New Roman" w:hAnsi="Times New Roman" w:cs="Times New Roman"/>
+          <w:sz w:val="28"/>
+          <w:lang w:val="ru-RU"/>
+        </w:rPr>
+      </w:pPr>
+      <w:r>
+        <w:rPr>
+          <w:rFonts w:ascii="Times New Roman" w:hAnsi="Times New Roman" w:cs="Times New Roman"/>
+          <w:sz w:val="28"/>
+          <w:lang w:val="ru-RU"/>
+        </w:rPr>
+        <w:t>удаляет файл или каталог;</w:t>
+      </w:r>
+    </w:p>
+    <w:p>
+      <w:pPr>
+        <w:tabs>
+          <w:tab w:val="left" w:pos="966"/>
+        </w:tabs>
+        <w:spacing w:after="0"/>
+        <w:ind w:firstLine="709"/>
+        <w:jc w:val="both"/>
+        <w:rPr>
+          <w:rFonts w:ascii="Times New Roman" w:hAnsi="Times New Roman" w:cs="Times New Roman"/>
+          <w:sz w:val="28"/>
+          <w:lang w:val="ru-RU"/>
+        </w:rPr>
+      </w:pPr>
+      <w:r>
+        <w:rPr>
+          <w:rFonts w:ascii="Times New Roman" w:hAnsi="Times New Roman" w:cs="Times New Roman"/>
+          <w:sz w:val="28"/>
+          <w:lang w:val="ru-RU"/>
+        </w:rPr>
+        <w:t xml:space="preserve">204 </w:t>
+      </w:r>
+      <w:r>
+        <w:rPr>
+          <w:rFonts w:ascii="Times New Roman" w:hAnsi="Times New Roman" w:cs="Times New Roman"/>
+          <w:sz w:val="28"/>
+        </w:rPr>
+        <w:t>No</w:t>
+      </w:r>
+      <w:r>
+        <w:rPr>
+          <w:rFonts w:ascii="Times New Roman" w:hAnsi="Times New Roman" w:cs="Times New Roman"/>
+          <w:sz w:val="28"/>
+          <w:lang w:val="ru-RU"/>
+        </w:rPr>
+        <w:t xml:space="preserve"> </w:t>
       </w:r>
       <w:r>
         <w:rPr>
@@ -2732,75 +2953,30 @@
           <w:sz w:val="28"/>
           <w:lang w:val="ru-RU"/>
         </w:rPr>
-        <w:t>-</w:t>
-      </w:r>
-      <w:r>
-        <w:rPr>
-          <w:rFonts w:ascii="Times New Roman" w:hAnsi="Times New Roman" w:cs="Times New Roman"/>
-          <w:sz w:val="28"/>
-        </w:rPr>
-        <w:t>Type</w:t>
-      </w:r>
-      <w:r>
-        <w:rPr>
-          <w:rFonts w:ascii="Times New Roman" w:hAnsi="Times New Roman" w:cs="Times New Roman"/>
-          <w:sz w:val="28"/>
-          <w:lang w:val="ru-RU"/>
-        </w:rPr>
-        <w:t xml:space="preserve"> — дополнительный заголовок </w:t>
-      </w:r>
-      <w:r>
-        <w:rPr>
-          <w:rFonts w:ascii="Times New Roman" w:hAnsi="Times New Roman" w:cs="Times New Roman"/>
-          <w:sz w:val="28"/>
-        </w:rPr>
-        <w:t>directory</w:t>
-      </w:r>
-      <w:r>
-        <w:rPr>
-          <w:rFonts w:ascii="Times New Roman" w:hAnsi="Times New Roman" w:cs="Times New Roman"/>
-          <w:sz w:val="28"/>
-          <w:lang w:val="ru-RU"/>
-        </w:rPr>
-        <w:t xml:space="preserve"> для каталога.</w:t>
-      </w:r>
-    </w:p>
-    <w:p>
-      <w:pPr>
-        <w:tabs>
-          <w:tab w:val="left" w:pos="966"/>
-        </w:tabs>
-        <w:spacing w:after="0"/>
-        <w:ind w:firstLine="709"/>
-        <w:jc w:val="both"/>
-        <w:rPr>
-          <w:rFonts w:ascii="Times New Roman" w:hAnsi="Times New Roman" w:cs="Times New Roman"/>
-          <w:sz w:val="28"/>
-          <w:lang w:val="ru-RU"/>
-        </w:rPr>
-      </w:pPr>
-      <w:r>
-        <w:rPr>
-          <w:rFonts w:ascii="Times New Roman" w:hAnsi="Times New Roman" w:cs="Times New Roman"/>
-          <w:sz w:val="28"/>
-          <w:lang w:val="ru-RU"/>
-        </w:rPr>
-        <w:t xml:space="preserve">При успешном выполнении возвращается 200 </w:t>
-      </w:r>
-      <w:r>
-        <w:rPr>
-          <w:rFonts w:ascii="Times New Roman" w:hAnsi="Times New Roman" w:cs="Times New Roman"/>
-          <w:sz w:val="28"/>
-        </w:rPr>
-        <w:t>OK</w:t>
-      </w:r>
-      <w:r>
-        <w:rPr>
-          <w:rFonts w:ascii="Times New Roman" w:hAnsi="Times New Roman" w:cs="Times New Roman"/>
-          <w:sz w:val="28"/>
-          <w:lang w:val="ru-RU"/>
-        </w:rPr>
-        <w:t xml:space="preserve">, если ресурс не найден — 404 </w:t>
+        <w:t xml:space="preserve"> при успешном удалении;</w:t>
+      </w:r>
+    </w:p>
+    <w:p>
+      <w:pPr>
+        <w:tabs>
+          <w:tab w:val="left" w:pos="966"/>
+        </w:tabs>
+        <w:spacing w:after="0"/>
+        <w:ind w:firstLine="709"/>
+        <w:jc w:val="both"/>
+        <w:rPr>
+          <w:rFonts w:ascii="Times New Roman" w:hAnsi="Times New Roman" w:cs="Times New Roman"/>
+          <w:sz w:val="28"/>
+          <w:lang w:val="ru-RU"/>
+        </w:rPr>
+      </w:pPr>
+      <w:r>
+        <w:rPr>
+          <w:rFonts w:ascii="Times New Roman" w:hAnsi="Times New Roman" w:cs="Times New Roman"/>
+          <w:sz w:val="28"/>
+          <w:lang w:val="ru-RU"/>
+        </w:rPr>
+        <w:t xml:space="preserve">404 </w:t>
       </w:r>
       <w:r>
         <w:rPr>
@@ -2830,105 +3006,37 @@
           <w:sz w:val="28"/>
           <w:lang w:val="ru-RU"/>
         </w:rPr>
-        <w:t>.</w:t>
-      </w:r>
-    </w:p>
-    <w:p>
-      <w:pPr>
-        <w:tabs>
-          <w:tab w:val="left" w:pos="966"/>
-        </w:tabs>
-        <w:spacing w:after="0"/>
-        <w:ind w:firstLine="709"/>
-        <w:jc w:val="both"/>
-        <w:rPr>
-          <w:rFonts w:ascii="Times New Roman" w:hAnsi="Times New Roman" w:cs="Times New Roman"/>
-          <w:sz w:val="28"/>
-          <w:lang w:val="ru-RU"/>
-        </w:rPr>
-      </w:pPr>
-    </w:p>
-    <w:p>
-      <w:pPr>
-        <w:tabs>
-          <w:tab w:val="left" w:pos="966"/>
-        </w:tabs>
-        <w:spacing w:after="0"/>
-        <w:ind w:firstLine="709"/>
-        <w:jc w:val="both"/>
-        <w:rPr>
-          <w:rFonts w:ascii="Times New Roman" w:hAnsi="Times New Roman" w:cs="Times New Roman"/>
-          <w:sz w:val="28"/>
-          <w:lang w:val="ru-RU"/>
-        </w:rPr>
-      </w:pPr>
-      <w:r>
-        <w:rPr>
-          <w:rFonts w:ascii="Times New Roman" w:hAnsi="Times New Roman" w:cs="Times New Roman"/>
-          <w:sz w:val="28"/>
-        </w:rPr>
-        <w:t>DELETE</w:t>
-      </w:r>
-      <w:r>
-        <w:rPr>
-          <w:rFonts w:ascii="Times New Roman" w:hAnsi="Times New Roman" w:cs="Times New Roman"/>
-          <w:sz w:val="28"/>
-          <w:lang w:val="ru-RU"/>
-        </w:rPr>
-        <w:t xml:space="preserve"> /...:</w:t>
-      </w:r>
-    </w:p>
-    <w:p>
-      <w:pPr>
-        <w:tabs>
-          <w:tab w:val="left" w:pos="966"/>
-        </w:tabs>
-        <w:spacing w:after="0"/>
-        <w:ind w:firstLine="709"/>
-        <w:jc w:val="both"/>
-        <w:rPr>
-          <w:rFonts w:ascii="Times New Roman" w:hAnsi="Times New Roman" w:cs="Times New Roman"/>
-          <w:sz w:val="28"/>
-          <w:lang w:val="ru-RU"/>
-        </w:rPr>
-      </w:pPr>
-      <w:r>
-        <w:rPr>
-          <w:rFonts w:ascii="Times New Roman" w:hAnsi="Times New Roman" w:cs="Times New Roman"/>
-          <w:sz w:val="28"/>
-          <w:lang w:val="ru-RU"/>
-        </w:rPr>
-        <w:t>удаляет файл или каталог;</w:t>
-      </w:r>
-    </w:p>
-    <w:p>
-      <w:pPr>
-        <w:tabs>
-          <w:tab w:val="left" w:pos="966"/>
-        </w:tabs>
-        <w:spacing w:after="0"/>
-        <w:ind w:firstLine="709"/>
-        <w:jc w:val="both"/>
-        <w:rPr>
-          <w:rFonts w:ascii="Times New Roman" w:hAnsi="Times New Roman" w:cs="Times New Roman"/>
-          <w:sz w:val="28"/>
-          <w:lang w:val="ru-RU"/>
-        </w:rPr>
-      </w:pPr>
-      <w:r>
-        <w:rPr>
-          <w:rFonts w:ascii="Times New Roman" w:hAnsi="Times New Roman" w:cs="Times New Roman"/>
-          <w:sz w:val="28"/>
-          <w:lang w:val="ru-RU"/>
-        </w:rPr>
-        <w:t xml:space="preserve">204 </w:t>
-      </w:r>
-      <w:r>
-        <w:rPr>
-          <w:rFonts w:ascii="Times New Roman" w:hAnsi="Times New Roman" w:cs="Times New Roman"/>
-          <w:sz w:val="28"/>
-        </w:rPr>
-        <w:t>No</w:t>
+        <w:t>, если ресурс не найден;</w:t>
+      </w:r>
+    </w:p>
+    <w:p>
+      <w:pPr>
+        <w:tabs>
+          <w:tab w:val="left" w:pos="966"/>
+        </w:tabs>
+        <w:spacing w:after="0"/>
+        <w:ind w:firstLine="709"/>
+        <w:jc w:val="both"/>
+        <w:rPr>
+          <w:rFonts w:ascii="Times New Roman" w:hAnsi="Times New Roman" w:cs="Times New Roman"/>
+          <w:sz w:val="28"/>
+          <w:lang w:val="ru-RU"/>
+        </w:rPr>
+      </w:pPr>
+      <w:r>
+        <w:rPr>
+          <w:rFonts w:ascii="Times New Roman" w:hAnsi="Times New Roman" w:cs="Times New Roman"/>
+          <w:sz w:val="28"/>
+          <w:lang w:val="ru-RU"/>
+        </w:rPr>
+        <w:t xml:space="preserve">400 </w:t>
+      </w:r>
+      <w:r>
+        <w:rPr>
+          <w:rFonts w:ascii="Times New Roman" w:hAnsi="Times New Roman" w:cs="Times New Roman"/>
+          <w:sz w:val="28"/>
+        </w:rPr>
+        <w:t>Bad</w:t>
       </w:r>
       <w:r>
         <w:rPr>
@@ -2943,112 +3051,6 @@
           <w:rFonts w:ascii="Times New Roman" w:hAnsi="Times New Roman" w:cs="Times New Roman"/>
           <w:sz w:val="28"/>
         </w:rPr>
-        <w:t>Content</w:t>
-      </w:r>
-      <w:r>
-        <w:rPr>
-          <w:rFonts w:ascii="Times New Roman" w:hAnsi="Times New Roman" w:cs="Times New Roman"/>
-          <w:sz w:val="28"/>
-          <w:lang w:val="ru-RU"/>
-        </w:rPr>
-        <w:t xml:space="preserve"> при успешном удалении;</w:t>
-      </w:r>
-    </w:p>
-    <w:p>
-      <w:pPr>
-        <w:tabs>
-          <w:tab w:val="left" w:pos="966"/>
-        </w:tabs>
-        <w:spacing w:after="0"/>
-        <w:ind w:firstLine="709"/>
-        <w:jc w:val="both"/>
-        <w:rPr>
-          <w:rFonts w:ascii="Times New Roman" w:hAnsi="Times New Roman" w:cs="Times New Roman"/>
-          <w:sz w:val="28"/>
-          <w:lang w:val="ru-RU"/>
-        </w:rPr>
-      </w:pPr>
-      <w:r>
-        <w:rPr>
-          <w:rFonts w:ascii="Times New Roman" w:hAnsi="Times New Roman" w:cs="Times New Roman"/>
-          <w:sz w:val="28"/>
-          <w:lang w:val="ru-RU"/>
-        </w:rPr>
-        <w:t xml:space="preserve">404 </w:t>
-      </w:r>
-      <w:r>
-        <w:rPr>
-          <w:rFonts w:ascii="Times New Roman" w:hAnsi="Times New Roman" w:cs="Times New Roman"/>
-          <w:sz w:val="28"/>
-        </w:rPr>
-        <w:t>Not</w:t>
-      </w:r>
-      <w:r>
-        <w:rPr>
-          <w:rFonts w:ascii="Times New Roman" w:hAnsi="Times New Roman" w:cs="Times New Roman"/>
-          <w:sz w:val="28"/>
-          <w:lang w:val="ru-RU"/>
-        </w:rPr>
-        <w:t xml:space="preserve"> </w:t>
-      </w:r>
-      <w:r>
-        <w:rPr>
-          <w:rFonts w:ascii="Times New Roman" w:hAnsi="Times New Roman" w:cs="Times New Roman"/>
-          <w:sz w:val="28"/>
-        </w:rPr>
-        <w:t>Found</w:t>
-      </w:r>
-      <w:r>
-        <w:rPr>
-          <w:rFonts w:ascii="Times New Roman" w:hAnsi="Times New Roman" w:cs="Times New Roman"/>
-          <w:sz w:val="28"/>
-          <w:lang w:val="ru-RU"/>
-        </w:rPr>
-        <w:t>, если ресурс не найден;</w:t>
-      </w:r>
-    </w:p>
-    <w:p>
-      <w:pPr>
-        <w:tabs>
-          <w:tab w:val="left" w:pos="966"/>
-        </w:tabs>
-        <w:spacing w:after="0"/>
-        <w:ind w:firstLine="709"/>
-        <w:jc w:val="both"/>
-        <w:rPr>
-          <w:rFonts w:ascii="Times New Roman" w:hAnsi="Times New Roman" w:cs="Times New Roman"/>
-          <w:sz w:val="28"/>
-          <w:lang w:val="ru-RU"/>
-        </w:rPr>
-      </w:pPr>
-      <w:r>
-        <w:rPr>
-          <w:rFonts w:ascii="Times New Roman" w:hAnsi="Times New Roman" w:cs="Times New Roman"/>
-          <w:sz w:val="28"/>
-          <w:lang w:val="ru-RU"/>
-        </w:rPr>
-        <w:t xml:space="preserve">400 </w:t>
-      </w:r>
-      <w:r>
-        <w:rPr>
-          <w:rFonts w:ascii="Times New Roman" w:hAnsi="Times New Roman" w:cs="Times New Roman"/>
-          <w:sz w:val="28"/>
-        </w:rPr>
-        <w:t>Bad</w:t>
-      </w:r>
-      <w:r>
-        <w:rPr>
-          <w:rFonts w:ascii="Times New Roman" w:hAnsi="Times New Roman" w:cs="Times New Roman"/>
-          <w:sz w:val="28"/>
-          <w:lang w:val="ru-RU"/>
-        </w:rPr>
-        <w:t xml:space="preserve"> </w:t>
-      </w:r>
-      <w:r>
-        <w:rPr>
-          <w:rFonts w:ascii="Times New Roman" w:hAnsi="Times New Roman" w:cs="Times New Roman"/>
-          <w:sz w:val="28"/>
-        </w:rPr>
         <w:t>Request</w:t>
       </w:r>
       <w:r>
@@ -3090,13 +3092,30 @@
           <w:lang w:val="ru-RU"/>
         </w:rPr>
       </w:pPr>
-      <w:r>
+    </w:p>
+    <w:p>
+      <w:pPr>
+        <w:tabs>
+          <w:tab w:val="left" w:pos="966"/>
+        </w:tabs>
+        <w:spacing w:after="0"/>
+        <w:ind w:firstLine="709"/>
+        <w:jc w:val="both"/>
         <w:rPr>
           <w:rFonts w:ascii="Times New Roman" w:hAnsi="Times New Roman" w:cs="Times New Roman"/>
           <w:b/>
           <w:sz w:val="28"/>
           <w:lang w:val="ru-RU"/>
         </w:rPr>
+      </w:pPr>
+      <w:r>
+        <w:rPr>
+          <w:rFonts w:ascii="Times New Roman" w:hAnsi="Times New Roman" w:cs="Times New Roman"/>
+          <w:b/>
+          <w:sz w:val="28"/>
+          <w:lang w:val="ru-RU"/>
+        </w:rPr>
+        <w:lastRenderedPageBreak/>
         <w:t>Тестирование</w:t>
       </w:r>
     </w:p>
@@ -3130,23 +3149,21 @@
           <w:lang w:val="ru-RU"/>
         </w:rPr>
       </w:pPr>
-      <w:proofErr w:type="spellStart"/>
-      <w:r>
-        <w:rPr>
-          <w:rFonts w:ascii="Times New Roman" w:hAnsi="Times New Roman" w:cs="Times New Roman"/>
-          <w:sz w:val="28"/>
-          <w:lang w:val="ru-RU"/>
-        </w:rPr>
-        <w:t>естирование</w:t>
-      </w:r>
-      <w:proofErr w:type="spellEnd"/>
-      <w:r>
-        <w:rPr>
-          <w:rFonts w:ascii="Times New Roman" w:hAnsi="Times New Roman" w:cs="Times New Roman"/>
-          <w:sz w:val="28"/>
-          <w:lang w:val="ru-RU"/>
-        </w:rPr>
-        <w:t xml:space="preserve"> я проводил с помощью </w:t>
+      <w:r>
+        <w:rPr>
+          <w:rFonts w:ascii="Times New Roman" w:hAnsi="Times New Roman" w:cs="Times New Roman"/>
+          <w:sz w:val="28"/>
+          <w:lang w:val="ru-RU"/>
+        </w:rPr>
+        <w:t>Т</w:t>
+      </w:r>
+      <w:r>
+        <w:rPr>
+          <w:rFonts w:ascii="Times New Roman" w:hAnsi="Times New Roman" w:cs="Times New Roman"/>
+          <w:sz w:val="28"/>
+          <w:lang w:val="ru-RU"/>
+        </w:rPr>
+        <w:t xml:space="preserve">естирование я проводил с помощью </w:t>
       </w:r>
       <w:r>
         <w:rPr>
@@ -3278,6 +3295,7 @@
       <w:r>
         <w:rPr>
           <w:rFonts w:ascii="Times New Roman" w:hAnsi="Times New Roman" w:cs="Times New Roman"/>
+          <w:noProof/>
           <w:sz w:val="28"/>
           <w:lang w:val="ru-RU"/>
         </w:rPr>
@@ -3337,80 +3355,51 @@
         <w:rPr>
           <w:rFonts w:ascii="Times New Roman" w:hAnsi="Times New Roman" w:cs="Times New Roman"/>
           <w:sz w:val="28"/>
-        </w:rPr>
-      </w:pPr>
-      <w:proofErr w:type="spellStart"/>
-      <w:r>
-        <w:rPr>
-          <w:rFonts w:ascii="Times New Roman" w:hAnsi="Times New Roman" w:cs="Times New Roman"/>
-          <w:sz w:val="28"/>
-        </w:rPr>
-        <w:t>Рисунок</w:t>
-      </w:r>
-      <w:proofErr w:type="spellEnd"/>
-      <w:r>
-        <w:rPr>
-          <w:rFonts w:ascii="Times New Roman" w:hAnsi="Times New Roman" w:cs="Times New Roman"/>
-          <w:sz w:val="28"/>
-        </w:rPr>
-        <w:t xml:space="preserve"> </w:t>
-      </w:r>
-      <w:r>
-        <w:rPr>
-          <w:rFonts w:ascii="Times New Roman" w:hAnsi="Times New Roman" w:cs="Times New Roman"/>
-          <w:sz w:val="28"/>
-        </w:rPr>
-        <w:t>1</w:t>
-      </w:r>
-      <w:r>
-        <w:rPr>
-          <w:rFonts w:ascii="Times New Roman" w:hAnsi="Times New Roman" w:cs="Times New Roman"/>
-          <w:sz w:val="28"/>
-        </w:rPr>
-        <w:t xml:space="preserve"> – PUT </w:t>
-      </w:r>
-      <w:proofErr w:type="spellStart"/>
-      <w:r>
-        <w:rPr>
-          <w:rFonts w:ascii="Times New Roman" w:hAnsi="Times New Roman" w:cs="Times New Roman"/>
-          <w:sz w:val="28"/>
-        </w:rPr>
-        <w:t>загрузка</w:t>
-      </w:r>
-      <w:proofErr w:type="spellEnd"/>
-      <w:r>
-        <w:rPr>
-          <w:rFonts w:ascii="Times New Roman" w:hAnsi="Times New Roman" w:cs="Times New Roman"/>
-          <w:sz w:val="28"/>
-        </w:rPr>
-        <w:t xml:space="preserve"> </w:t>
-      </w:r>
-      <w:proofErr w:type="spellStart"/>
-      <w:r>
-        <w:rPr>
-          <w:rFonts w:ascii="Times New Roman" w:hAnsi="Times New Roman" w:cs="Times New Roman"/>
-          <w:sz w:val="28"/>
-        </w:rPr>
-        <w:t>файла</w:t>
-      </w:r>
-      <w:proofErr w:type="spellEnd"/>
-    </w:p>
-    <w:p>
-      <w:pPr>
-        <w:tabs>
-          <w:tab w:val="left" w:pos="966"/>
-        </w:tabs>
-        <w:spacing w:after="0"/>
-        <w:ind w:firstLine="709"/>
-        <w:jc w:val="both"/>
-        <w:rPr>
-          <w:rFonts w:ascii="Times New Roman" w:hAnsi="Times New Roman" w:cs="Times New Roman"/>
-          <w:sz w:val="28"/>
-        </w:rPr>
-      </w:pPr>
-      <w:r>
-        <w:rPr>
-          <w:rFonts w:ascii="Times New Roman" w:hAnsi="Times New Roman" w:cs="Times New Roman"/>
+          <w:lang w:val="ru-RU"/>
+        </w:rPr>
+      </w:pPr>
+      <w:r>
+        <w:rPr>
+          <w:rFonts w:ascii="Times New Roman" w:hAnsi="Times New Roman" w:cs="Times New Roman"/>
+          <w:sz w:val="28"/>
+          <w:lang w:val="ru-RU"/>
+        </w:rPr>
+        <w:t xml:space="preserve">Рисунок 1 – </w:t>
+      </w:r>
+      <w:r>
+        <w:rPr>
+          <w:rFonts w:ascii="Times New Roman" w:hAnsi="Times New Roman" w:cs="Times New Roman"/>
+          <w:sz w:val="28"/>
+        </w:rPr>
+        <w:t>PUT</w:t>
+      </w:r>
+      <w:r>
+        <w:rPr>
+          <w:rFonts w:ascii="Times New Roman" w:hAnsi="Times New Roman" w:cs="Times New Roman"/>
+          <w:sz w:val="28"/>
+          <w:lang w:val="ru-RU"/>
+        </w:rPr>
+        <w:t xml:space="preserve"> загрузка файла</w:t>
+      </w:r>
+    </w:p>
+    <w:p>
+      <w:pPr>
+        <w:tabs>
+          <w:tab w:val="left" w:pos="966"/>
+        </w:tabs>
+        <w:spacing w:after="0"/>
+        <w:ind w:firstLine="709"/>
+        <w:jc w:val="both"/>
+        <w:rPr>
+          <w:rFonts w:ascii="Times New Roman" w:hAnsi="Times New Roman" w:cs="Times New Roman"/>
+          <w:sz w:val="28"/>
+          <w:lang w:val="ru-RU"/>
+        </w:rPr>
+      </w:pPr>
+      <w:r>
+        <w:rPr>
+          <w:rFonts w:ascii="Times New Roman" w:hAnsi="Times New Roman" w:cs="Times New Roman"/>
+          <w:noProof/>
           <w:sz w:val="28"/>
         </w:rPr>
         <w:lastRenderedPageBreak/>
@@ -3470,6 +3459,7 @@
         <w:rPr>
           <w:rFonts w:ascii="Times New Roman" w:hAnsi="Times New Roman" w:cs="Times New Roman"/>
           <w:sz w:val="28"/>
+          <w:lang w:val="ru-RU"/>
         </w:rPr>
       </w:pPr>
       <w:r>
@@ -3484,6 +3474,22 @@
         <w:rPr>
           <w:rFonts w:ascii="Times New Roman" w:hAnsi="Times New Roman" w:cs="Times New Roman"/>
           <w:sz w:val="28"/>
+          <w:lang w:val="ru-RU"/>
+        </w:rPr>
+        <w:t xml:space="preserve"> 2 – </w:t>
+      </w:r>
+      <w:r>
+        <w:rPr>
+          <w:rFonts w:ascii="Times New Roman" w:hAnsi="Times New Roman" w:cs="Times New Roman"/>
+          <w:sz w:val="28"/>
+        </w:rPr>
+        <w:t>GET</w:t>
+      </w:r>
+      <w:r>
+        <w:rPr>
+          <w:rFonts w:ascii="Times New Roman" w:hAnsi="Times New Roman" w:cs="Times New Roman"/>
+          <w:sz w:val="28"/>
+          <w:lang w:val="ru-RU"/>
         </w:rPr>
         <w:t xml:space="preserve"> </w:t>
       </w:r>
@@ -3491,20 +3497,6 @@
         <w:rPr>
           <w:rFonts w:ascii="Times New Roman" w:hAnsi="Times New Roman" w:cs="Times New Roman"/>
           <w:sz w:val="28"/>
-        </w:rPr>
-        <w:t>2</w:t>
-      </w:r>
-      <w:r>
-        <w:rPr>
-          <w:rFonts w:ascii="Times New Roman" w:hAnsi="Times New Roman" w:cs="Times New Roman"/>
-          <w:sz w:val="28"/>
-        </w:rPr>
-        <w:t xml:space="preserve"> – GET </w:t>
-      </w:r>
-      <w:r>
-        <w:rPr>
-          <w:rFonts w:ascii="Times New Roman" w:hAnsi="Times New Roman" w:cs="Times New Roman"/>
-          <w:sz w:val="28"/>
           <w:lang w:val="ru-RU"/>
         </w:rPr>
         <w:t>скачать</w:t>
@@ -3513,6 +3505,7 @@
         <w:rPr>
           <w:rFonts w:ascii="Times New Roman" w:hAnsi="Times New Roman" w:cs="Times New Roman"/>
           <w:sz w:val="28"/>
+          <w:lang w:val="ru-RU"/>
         </w:rPr>
         <w:t xml:space="preserve"> </w:t>
       </w:r>
@@ -3536,50 +3529,54 @@
         <w:rPr>
           <w:rFonts w:ascii="Times New Roman" w:hAnsi="Times New Roman" w:cs="Times New Roman"/>
           <w:sz w:val="28"/>
-        </w:rPr>
-      </w:pPr>
-    </w:p>
-    <w:p>
-      <w:pPr>
-        <w:tabs>
-          <w:tab w:val="left" w:pos="966"/>
-        </w:tabs>
-        <w:spacing w:after="0"/>
-        <w:ind w:firstLine="709"/>
-        <w:jc w:val="both"/>
-        <w:rPr>
-          <w:rFonts w:ascii="Times New Roman" w:hAnsi="Times New Roman" w:cs="Times New Roman"/>
-          <w:sz w:val="28"/>
-        </w:rPr>
-      </w:pPr>
-    </w:p>
-    <w:p>
-      <w:pPr>
-        <w:tabs>
-          <w:tab w:val="left" w:pos="966"/>
-        </w:tabs>
-        <w:spacing w:after="0"/>
-        <w:ind w:firstLine="709"/>
-        <w:jc w:val="both"/>
-        <w:rPr>
-          <w:rFonts w:ascii="Times New Roman" w:hAnsi="Times New Roman" w:cs="Times New Roman"/>
-          <w:sz w:val="28"/>
-        </w:rPr>
-      </w:pPr>
-      <w:r>
-        <w:rPr>
-          <w:rFonts w:ascii="Times New Roman" w:hAnsi="Times New Roman" w:cs="Times New Roman"/>
+          <w:lang w:val="ru-RU"/>
+        </w:rPr>
+      </w:pPr>
+    </w:p>
+    <w:p>
+      <w:pPr>
+        <w:tabs>
+          <w:tab w:val="left" w:pos="966"/>
+        </w:tabs>
+        <w:spacing w:after="0"/>
+        <w:ind w:firstLine="709"/>
+        <w:jc w:val="both"/>
+        <w:rPr>
+          <w:rFonts w:ascii="Times New Roman" w:hAnsi="Times New Roman" w:cs="Times New Roman"/>
+          <w:sz w:val="28"/>
+          <w:lang w:val="ru-RU"/>
+        </w:rPr>
+      </w:pPr>
+    </w:p>
+    <w:p>
+      <w:pPr>
+        <w:tabs>
+          <w:tab w:val="left" w:pos="966"/>
+        </w:tabs>
+        <w:spacing w:after="0"/>
+        <w:ind w:firstLine="709"/>
+        <w:jc w:val="both"/>
+        <w:rPr>
+          <w:rFonts w:ascii="Times New Roman" w:hAnsi="Times New Roman" w:cs="Times New Roman"/>
+          <w:sz w:val="28"/>
+          <w:lang w:val="ru-RU"/>
+        </w:rPr>
+      </w:pPr>
+      <w:r>
+        <w:rPr>
+          <w:rFonts w:ascii="Times New Roman" w:hAnsi="Times New Roman" w:cs="Times New Roman"/>
+          <w:noProof/>
           <w:sz w:val="28"/>
         </w:rPr>
         <w:lastRenderedPageBreak/>
         <w:drawing>
-          <wp:anchor distT="0" distB="0" distL="114300" distR="114300" simplePos="0" relativeHeight="251681792" behindDoc="0" locked="0" layoutInCell="1" allowOverlap="1" wp14:anchorId="240E5A54" wp14:editId="1E94041A">
+          <wp:anchor distT="0" distB="0" distL="114300" distR="114300" simplePos="0" relativeHeight="251681792" behindDoc="0" locked="0" layoutInCell="1" allowOverlap="1" wp14:anchorId="240E5A54" wp14:editId="78951E40">
             <wp:simplePos x="0" y="0"/>
             <wp:positionH relativeFrom="margin">
               <wp:align>right</wp:align>
             </wp:positionH>
             <wp:positionV relativeFrom="paragraph">
-              <wp:posOffset>402318</wp:posOffset>
+              <wp:posOffset>163416</wp:posOffset>
             </wp:positionV>
             <wp:extent cx="5943600" cy="4469765"/>
             <wp:effectExtent l="0" t="0" r="0" b="6985"/>
@@ -3725,6 +3722,7 @@
         <w:rPr>
           <w:rFonts w:ascii="Times New Roman" w:hAnsi="Times New Roman" w:cs="Times New Roman"/>
           <w:sz w:val="28"/>
+          <w:lang w:val="ru-RU"/>
         </w:rPr>
       </w:pPr>
     </w:p>
@@ -3739,6 +3737,7 @@
         <w:rPr>
           <w:rFonts w:ascii="Times New Roman" w:hAnsi="Times New Roman" w:cs="Times New Roman"/>
           <w:sz w:val="28"/>
+          <w:lang w:val="ru-RU"/>
         </w:rPr>
       </w:pPr>
     </w:p>
@@ -3753,6 +3752,7 @@
         <w:rPr>
           <w:rFonts w:ascii="Times New Roman" w:hAnsi="Times New Roman" w:cs="Times New Roman"/>
           <w:sz w:val="28"/>
+          <w:lang w:val="ru-RU"/>
         </w:rPr>
       </w:pPr>
     </w:p>
@@ -3767,6 +3767,7 @@
         <w:rPr>
           <w:rFonts w:ascii="Times New Roman" w:hAnsi="Times New Roman" w:cs="Times New Roman"/>
           <w:sz w:val="28"/>
+          <w:lang w:val="ru-RU"/>
         </w:rPr>
       </w:pPr>
     </w:p>
@@ -3781,6 +3782,7 @@
         <w:rPr>
           <w:rFonts w:ascii="Times New Roman" w:hAnsi="Times New Roman" w:cs="Times New Roman"/>
           <w:sz w:val="28"/>
+          <w:lang w:val="ru-RU"/>
         </w:rPr>
       </w:pPr>
     </w:p>
@@ -3795,6 +3797,7 @@
         <w:rPr>
           <w:rFonts w:ascii="Times New Roman" w:hAnsi="Times New Roman" w:cs="Times New Roman"/>
           <w:sz w:val="28"/>
+          <w:lang w:val="ru-RU"/>
         </w:rPr>
       </w:pPr>
     </w:p>
@@ -3809,6 +3812,7 @@
         <w:rPr>
           <w:rFonts w:ascii="Times New Roman" w:hAnsi="Times New Roman" w:cs="Times New Roman"/>
           <w:sz w:val="28"/>
+          <w:lang w:val="ru-RU"/>
         </w:rPr>
       </w:pPr>
     </w:p>
@@ -3823,6 +3827,7 @@
         <w:rPr>
           <w:rFonts w:ascii="Times New Roman" w:hAnsi="Times New Roman" w:cs="Times New Roman"/>
           <w:sz w:val="28"/>
+          <w:lang w:val="ru-RU"/>
         </w:rPr>
       </w:pPr>
     </w:p>
@@ -3837,6 +3842,7 @@
         <w:rPr>
           <w:rFonts w:ascii="Times New Roman" w:hAnsi="Times New Roman" w:cs="Times New Roman"/>
           <w:sz w:val="28"/>
+          <w:lang w:val="ru-RU"/>
         </w:rPr>
       </w:pPr>
     </w:p>
@@ -3851,6 +3857,7 @@
         <w:rPr>
           <w:rFonts w:ascii="Times New Roman" w:hAnsi="Times New Roman" w:cs="Times New Roman"/>
           <w:sz w:val="28"/>
+          <w:lang w:val="ru-RU"/>
         </w:rPr>
       </w:pPr>
     </w:p>
@@ -3871,12 +3878,13 @@
       <w:r>
         <w:rPr>
           <w:rFonts w:ascii="Times New Roman" w:hAnsi="Times New Roman" w:cs="Times New Roman"/>
+          <w:noProof/>
           <w:sz w:val="28"/>
           <w:lang w:val="ru-RU"/>
         </w:rPr>
         <w:lastRenderedPageBreak/>
         <w:drawing>
-          <wp:anchor distT="0" distB="0" distL="114300" distR="114300" simplePos="0" relativeHeight="251685888" behindDoc="0" locked="0" layoutInCell="1" allowOverlap="1" wp14:anchorId="327F8366" wp14:editId="43FB3D1E">
+          <wp:anchor distT="0" distB="0" distL="114300" distR="114300" simplePos="0" relativeHeight="251685888" behindDoc="0" locked="0" layoutInCell="1" allowOverlap="1" wp14:anchorId="327F8366" wp14:editId="1079F81D">
             <wp:simplePos x="0" y="0"/>
             <wp:positionH relativeFrom="margin">
               <wp:align>right</wp:align>
@@ -3884,8 +3892,8 @@
             <wp:positionV relativeFrom="paragraph">
               <wp:posOffset>4642939</wp:posOffset>
             </wp:positionV>
-            <wp:extent cx="5943600" cy="3538220"/>
-            <wp:effectExtent l="0" t="0" r="0" b="5080"/>
+            <wp:extent cx="5943600" cy="2941955"/>
+            <wp:effectExtent l="0" t="0" r="0" b="0"/>
             <wp:wrapTopAndBottom/>
             <wp:docPr id="1551184896" name="Рисунок 1" descr="Изображение выглядит как текст, снимок экрана, программное обеспечение, Мультимедийное программное обеспечение&#10;&#10;Автоматически созданное описание"/>
             <wp:cNvGraphicFramePr>
@@ -3907,7 +3915,7 @@
                   <pic:spPr>
                     <a:xfrm>
                       <a:off x="0" y="0"/>
-                      <a:ext cx="5943600" cy="3538220"/>
+                      <a:ext cx="5961728" cy="2950955"/>
                     </a:xfrm>
                     <a:prstGeom prst="rect">
                       <a:avLst/>
@@ -3916,22 +3924,26 @@
                 </pic:pic>
               </a:graphicData>
             </a:graphic>
+            <wp14:sizeRelV relativeFrom="margin">
+              <wp14:pctHeight>0</wp14:pctHeight>
+            </wp14:sizeRelV>
           </wp:anchor>
         </w:drawing>
       </w:r>
       <w:r>
         <w:rPr>
           <w:rFonts w:ascii="Times New Roman" w:hAnsi="Times New Roman" w:cs="Times New Roman"/>
+          <w:noProof/>
           <w:sz w:val="28"/>
         </w:rPr>
         <w:drawing>
-          <wp:anchor distT="0" distB="0" distL="114300" distR="114300" simplePos="0" relativeHeight="251683840" behindDoc="0" locked="0" layoutInCell="1" allowOverlap="1" wp14:anchorId="5C113E1A" wp14:editId="6F8177D6">
+          <wp:anchor distT="0" distB="0" distL="114300" distR="114300" simplePos="0" relativeHeight="251683840" behindDoc="0" locked="0" layoutInCell="1" allowOverlap="1" wp14:anchorId="5C113E1A" wp14:editId="2D988877">
             <wp:simplePos x="0" y="0"/>
             <wp:positionH relativeFrom="margin">
               <wp:align>right</wp:align>
             </wp:positionH>
             <wp:positionV relativeFrom="paragraph">
-              <wp:posOffset>272</wp:posOffset>
+              <wp:posOffset>0</wp:posOffset>
             </wp:positionV>
             <wp:extent cx="5943600" cy="4324350"/>
             <wp:effectExtent l="0" t="0" r="0" b="0"/>
@@ -3983,22 +3995,6 @@
           <w:tab w:val="left" w:pos="966"/>
         </w:tabs>
         <w:spacing w:after="0"/>
-        <w:ind w:firstLine="709"/>
-        <w:jc w:val="both"/>
-        <w:rPr>
-          <w:rFonts w:ascii="Times New Roman" w:hAnsi="Times New Roman" w:cs="Times New Roman"/>
-          <w:sz w:val="28"/>
-          <w:lang w:val="ru-RU"/>
-        </w:rPr>
-      </w:pPr>
-    </w:p>
-    <w:p>
-      <w:pPr>
-        <w:tabs>
-          <w:tab w:val="left" w:pos="966"/>
-        </w:tabs>
-        <w:spacing w:after="0"/>
-        <w:ind w:firstLine="709"/>
         <w:jc w:val="both"/>
         <w:rPr>
           <w:rFonts w:ascii="Times New Roman" w:hAnsi="Times New Roman" w:cs="Times New Roman"/>
@@ -4061,23 +4057,30 @@
       </w:pPr>
       <w:r>
         <w:rPr>
-          <w:rFonts w:ascii="Times New Roman" w:hAnsi="Times New Roman" w:cs="Times New Roman"/>
-          <w:sz w:val="28"/>
-          <w:lang w:val="ru-RU"/>
-        </w:rPr>
+          <w:noProof/>
+        </w:rPr>
+        <w:lastRenderedPageBreak/>
         <w:drawing>
-          <wp:anchor distT="0" distB="0" distL="114300" distR="114300" simplePos="0" relativeHeight="251687936" behindDoc="0" locked="0" layoutInCell="1" allowOverlap="1" wp14:anchorId="4F4026DD" wp14:editId="0814C8C1">
+          <wp:anchor distT="0" distB="0" distL="114300" distR="114300" simplePos="0" relativeHeight="251691008" behindDoc="1" locked="0" layoutInCell="1" allowOverlap="1" wp14:anchorId="55771142" wp14:editId="6D7D7B94">
             <wp:simplePos x="0" y="0"/>
-            <wp:positionH relativeFrom="column">
-              <wp:posOffset>0</wp:posOffset>
+            <wp:positionH relativeFrom="margin">
+              <wp:align>right</wp:align>
             </wp:positionH>
             <wp:positionV relativeFrom="paragraph">
-              <wp:posOffset>200660</wp:posOffset>
+              <wp:posOffset>55</wp:posOffset>
             </wp:positionV>
-            <wp:extent cx="5943600" cy="2867660"/>
-            <wp:effectExtent l="0" t="0" r="0" b="8890"/>
-            <wp:wrapTopAndBottom/>
-            <wp:docPr id="1090219538" name="Рисунок 1" descr="Изображение выглядит как текст, снимок экрана, Шрифт&#10;&#10;Автоматически созданное описание"/>
+            <wp:extent cx="5943600" cy="2321560"/>
+            <wp:effectExtent l="0" t="0" r="0" b="2540"/>
+            <wp:wrapTight wrapText="bothSides">
+              <wp:wrapPolygon edited="0">
+                <wp:start x="0" y="0"/>
+                <wp:lineTo x="0" y="21446"/>
+                <wp:lineTo x="21531" y="21446"/>
+                <wp:lineTo x="21531" y="0"/>
+                <wp:lineTo x="0" y="0"/>
+              </wp:wrapPolygon>
+            </wp:wrapTight>
+            <wp:docPr id="1" name="Рисунок 1"/>
             <wp:cNvGraphicFramePr>
               <a:graphicFrameLocks xmlns:a="http://schemas.openxmlformats.org/drawingml/2006/main" noChangeAspect="1"/>
             </wp:cNvGraphicFramePr>
@@ -4085,11 +4088,17 @@
               <a:graphicData uri="http://schemas.openxmlformats.org/drawingml/2006/picture">
                 <pic:pic xmlns:pic="http://schemas.openxmlformats.org/drawingml/2006/picture">
                   <pic:nvPicPr>
-                    <pic:cNvPr id="1090219538" name="Рисунок 1" descr="Изображение выглядит как текст, снимок экрана, Шрифт&#10;&#10;Автоматически созданное описание"/>
+                    <pic:cNvPr id="1" name=""/>
                     <pic:cNvPicPr/>
                   </pic:nvPicPr>
                   <pic:blipFill>
-                    <a:blip r:embed="rId10"/>
+                    <a:blip r:embed="rId10">
+                      <a:extLst>
+                        <a:ext uri="{28A0092B-C50C-407E-A947-70E740481C1C}">
+                          <a14:useLocalDpi xmlns:a14="http://schemas.microsoft.com/office/drawing/2010/main" val="0"/>
+                        </a:ext>
+                      </a:extLst>
+                    </a:blip>
                     <a:stretch>
                       <a:fillRect/>
                     </a:stretch>
@@ -4097,7 +4106,7 @@
                   <pic:spPr>
                     <a:xfrm>
                       <a:off x="0" y="0"/>
-                      <a:ext cx="5943600" cy="2867660"/>
+                      <a:ext cx="5943600" cy="2321560"/>
                     </a:xfrm>
                     <a:prstGeom prst="rect">
                       <a:avLst/>
@@ -4182,6 +4191,7 @@
       <w:r>
         <w:rPr>
           <w:rFonts w:ascii="Times New Roman" w:hAnsi="Times New Roman" w:cs="Times New Roman"/>
+          <w:noProof/>
           <w:sz w:val="28"/>
           <w:lang w:val="ru-RU"/>
         </w:rPr>
@@ -4265,111 +4275,175 @@
           <w:sz w:val="28"/>
           <w:lang w:val="ru-RU"/>
         </w:rPr>
+        <w:t xml:space="preserve">Рисунок </w:t>
+      </w:r>
+      <w:r>
+        <w:rPr>
+          <w:rFonts w:ascii="Times New Roman" w:hAnsi="Times New Roman" w:cs="Times New Roman"/>
+          <w:sz w:val="28"/>
+          <w:lang w:val="ru-RU"/>
+        </w:rPr>
+        <w:t>6</w:t>
+      </w:r>
+      <w:r>
+        <w:rPr>
+          <w:rFonts w:ascii="Times New Roman" w:hAnsi="Times New Roman" w:cs="Times New Roman"/>
+          <w:sz w:val="28"/>
+          <w:lang w:val="ru-RU"/>
+        </w:rPr>
+        <w:t xml:space="preserve"> –</w:t>
+      </w:r>
+      <w:r>
+        <w:rPr>
+          <w:rFonts w:ascii="Times New Roman" w:hAnsi="Times New Roman" w:cs="Times New Roman"/>
+          <w:sz w:val="28"/>
+          <w:lang w:val="ru-RU"/>
+        </w:rPr>
+        <w:t xml:space="preserve"> </w:t>
+      </w:r>
+      <w:r>
+        <w:rPr>
+          <w:rFonts w:ascii="Times New Roman" w:hAnsi="Times New Roman" w:cs="Times New Roman"/>
+          <w:sz w:val="28"/>
+          <w:lang w:val="ru-RU"/>
+        </w:rPr>
+        <w:t>Проверка выхода за пределы директории</w:t>
+      </w:r>
+      <w:r>
+        <w:rPr>
+          <w:rFonts w:ascii="Times New Roman" w:hAnsi="Times New Roman" w:cs="Times New Roman"/>
+          <w:sz w:val="28"/>
+          <w:lang w:val="ru-RU"/>
+        </w:rPr>
+        <w:t xml:space="preserve"> (</w:t>
+      </w:r>
+      <w:r>
+        <w:rPr>
+          <w:rFonts w:ascii="Times New Roman" w:hAnsi="Times New Roman" w:cs="Times New Roman"/>
+          <w:sz w:val="28"/>
+          <w:lang w:val="ru-RU"/>
+        </w:rPr>
+        <w:t xml:space="preserve">все </w:t>
+      </w:r>
+      <w:r>
+        <w:rPr>
+          <w:rFonts w:ascii="Times New Roman" w:hAnsi="Times New Roman" w:cs="Times New Roman"/>
+          <w:sz w:val="28"/>
+          <w:lang w:val="ru-RU"/>
+        </w:rPr>
+        <w:t xml:space="preserve">“..” </w:t>
+      </w:r>
+      <w:r>
+        <w:rPr>
+          <w:rFonts w:ascii="Times New Roman" w:hAnsi="Times New Roman" w:cs="Times New Roman"/>
+          <w:sz w:val="28"/>
+          <w:lang w:val="ru-RU"/>
+        </w:rPr>
+        <w:t>убираются)</w:t>
+      </w:r>
+    </w:p>
+    <w:p>
+      <w:pPr>
+        <w:tabs>
+          <w:tab w:val="left" w:pos="966"/>
+        </w:tabs>
+        <w:spacing w:after="0"/>
+        <w:ind w:firstLine="709"/>
+        <w:jc w:val="both"/>
+        <w:rPr>
+          <w:rFonts w:ascii="Times New Roman" w:hAnsi="Times New Roman" w:cs="Times New Roman"/>
+          <w:sz w:val="28"/>
+          <w:lang w:val="ru-RU"/>
+        </w:rPr>
+      </w:pPr>
+    </w:p>
+    <w:p>
+      <w:pPr>
+        <w:tabs>
+          <w:tab w:val="left" w:pos="966"/>
+        </w:tabs>
+        <w:spacing w:after="0"/>
+        <w:ind w:firstLine="709"/>
+        <w:jc w:val="both"/>
+        <w:rPr>
+          <w:rFonts w:ascii="Times New Roman" w:hAnsi="Times New Roman" w:cs="Times New Roman"/>
+          <w:b/>
+          <w:sz w:val="28"/>
+          <w:lang w:val="ru-RU"/>
+        </w:rPr>
+      </w:pPr>
+    </w:p>
+    <w:p>
+      <w:pPr>
+        <w:tabs>
+          <w:tab w:val="left" w:pos="966"/>
+        </w:tabs>
+        <w:spacing w:after="0"/>
+        <w:ind w:firstLine="709"/>
+        <w:jc w:val="both"/>
+        <w:rPr>
+          <w:rFonts w:ascii="Times New Roman" w:hAnsi="Times New Roman" w:cs="Times New Roman"/>
+          <w:b/>
+          <w:sz w:val="28"/>
+          <w:lang w:val="ru-RU"/>
+        </w:rPr>
+      </w:pPr>
+    </w:p>
+    <w:p>
+      <w:pPr>
+        <w:tabs>
+          <w:tab w:val="left" w:pos="966"/>
+        </w:tabs>
+        <w:spacing w:after="0"/>
+        <w:ind w:firstLine="709"/>
+        <w:jc w:val="both"/>
+        <w:rPr>
+          <w:rFonts w:ascii="Times New Roman" w:hAnsi="Times New Roman" w:cs="Times New Roman"/>
+          <w:b/>
+          <w:sz w:val="28"/>
+          <w:lang w:val="ru-RU"/>
+        </w:rPr>
+      </w:pPr>
+    </w:p>
+    <w:p>
+      <w:pPr>
+        <w:tabs>
+          <w:tab w:val="left" w:pos="966"/>
+        </w:tabs>
+        <w:spacing w:after="0"/>
+        <w:ind w:firstLine="709"/>
+        <w:jc w:val="both"/>
+        <w:rPr>
+          <w:rFonts w:ascii="Times New Roman" w:hAnsi="Times New Roman" w:cs="Times New Roman"/>
+          <w:b/>
+          <w:sz w:val="28"/>
+          <w:lang w:val="ru-RU"/>
+        </w:rPr>
+      </w:pPr>
+    </w:p>
+    <w:p>
+      <w:pPr>
+        <w:tabs>
+          <w:tab w:val="left" w:pos="966"/>
+        </w:tabs>
+        <w:spacing w:after="0"/>
+        <w:ind w:firstLine="709"/>
+        <w:jc w:val="both"/>
+        <w:rPr>
+          <w:rFonts w:ascii="Times New Roman" w:hAnsi="Times New Roman" w:cs="Times New Roman"/>
+          <w:b/>
+          <w:sz w:val="28"/>
+          <w:lang w:val="ru-RU"/>
+        </w:rPr>
+      </w:pPr>
+      <w:r>
+        <w:rPr>
+          <w:rFonts w:ascii="Times New Roman" w:hAnsi="Times New Roman" w:cs="Times New Roman"/>
+          <w:b/>
+          <w:sz w:val="28"/>
+          <w:lang w:val="ru-RU"/>
+        </w:rPr>
         <w:lastRenderedPageBreak/>
-        <w:t xml:space="preserve">Рисунок </w:t>
-      </w:r>
-      <w:r>
-        <w:rPr>
-          <w:rFonts w:ascii="Times New Roman" w:hAnsi="Times New Roman" w:cs="Times New Roman"/>
-          <w:sz w:val="28"/>
-          <w:lang w:val="ru-RU"/>
-        </w:rPr>
-        <w:t>6</w:t>
-      </w:r>
-      <w:r>
-        <w:rPr>
-          <w:rFonts w:ascii="Times New Roman" w:hAnsi="Times New Roman" w:cs="Times New Roman"/>
-          <w:sz w:val="28"/>
-          <w:lang w:val="ru-RU"/>
-        </w:rPr>
-        <w:t xml:space="preserve"> –</w:t>
-      </w:r>
-      <w:r>
-        <w:rPr>
-          <w:rFonts w:ascii="Times New Roman" w:hAnsi="Times New Roman" w:cs="Times New Roman"/>
-          <w:sz w:val="28"/>
-          <w:lang w:val="ru-RU"/>
-        </w:rPr>
-        <w:t xml:space="preserve"> </w:t>
-      </w:r>
-      <w:r>
-        <w:rPr>
-          <w:rFonts w:ascii="Times New Roman" w:hAnsi="Times New Roman" w:cs="Times New Roman"/>
-          <w:sz w:val="28"/>
-          <w:lang w:val="ru-RU"/>
-        </w:rPr>
-        <w:t>Проверка выхода за пределы директории</w:t>
-      </w:r>
-      <w:r>
-        <w:rPr>
-          <w:rFonts w:ascii="Times New Roman" w:hAnsi="Times New Roman" w:cs="Times New Roman"/>
-          <w:sz w:val="28"/>
-          <w:lang w:val="ru-RU"/>
-        </w:rPr>
-        <w:t xml:space="preserve"> (</w:t>
-      </w:r>
-      <w:r>
-        <w:rPr>
-          <w:rFonts w:ascii="Times New Roman" w:hAnsi="Times New Roman" w:cs="Times New Roman"/>
-          <w:sz w:val="28"/>
-          <w:lang w:val="ru-RU"/>
-        </w:rPr>
-        <w:t xml:space="preserve">все </w:t>
-      </w:r>
-      <w:r>
-        <w:rPr>
-          <w:rFonts w:ascii="Times New Roman" w:hAnsi="Times New Roman" w:cs="Times New Roman"/>
-          <w:sz w:val="28"/>
-          <w:lang w:val="ru-RU"/>
-        </w:rPr>
-        <w:t xml:space="preserve">“..” </w:t>
-      </w:r>
-      <w:r>
-        <w:rPr>
-          <w:rFonts w:ascii="Times New Roman" w:hAnsi="Times New Roman" w:cs="Times New Roman"/>
-          <w:sz w:val="28"/>
-          <w:lang w:val="ru-RU"/>
-        </w:rPr>
-        <w:t>убираются)</w:t>
-      </w:r>
-    </w:p>
-    <w:p>
-      <w:pPr>
-        <w:tabs>
-          <w:tab w:val="left" w:pos="966"/>
-        </w:tabs>
-        <w:spacing w:after="0"/>
-        <w:ind w:firstLine="709"/>
-        <w:jc w:val="both"/>
-        <w:rPr>
-          <w:rFonts w:ascii="Times New Roman" w:hAnsi="Times New Roman" w:cs="Times New Roman"/>
-          <w:sz w:val="28"/>
-          <w:lang w:val="ru-RU"/>
-        </w:rPr>
-      </w:pPr>
-    </w:p>
-    <w:p>
-      <w:pPr>
-        <w:tabs>
-          <w:tab w:val="left" w:pos="966"/>
-        </w:tabs>
-        <w:spacing w:after="0"/>
-        <w:ind w:firstLine="709"/>
-        <w:jc w:val="both"/>
-        <w:rPr>
-          <w:rFonts w:ascii="Times New Roman" w:hAnsi="Times New Roman" w:cs="Times New Roman"/>
-          <w:b/>
-          <w:sz w:val="28"/>
-          <w:lang w:val="ru-RU"/>
-        </w:rPr>
-      </w:pPr>
-      <w:r>
-        <w:rPr>
-          <w:rFonts w:ascii="Times New Roman" w:hAnsi="Times New Roman" w:cs="Times New Roman"/>
-          <w:b/>
-          <w:sz w:val="28"/>
-          <w:lang w:val="ru-RU"/>
-        </w:rPr>
         <w:t>Вывод</w:t>
       </w:r>
     </w:p>
@@ -4548,7 +4622,7 @@
 </file>
 
 <file path=word/numbering.xml><?xml version="1.0" encoding="utf-8"?>
-<w:numbering xmlns:wpc="http://schemas.microsoft.com/office/word/2010/wordprocessingCanvas" xmlns:cx="http://schemas.microsoft.com/office/drawing/2014/chartex" xmlns:cx1="http://schemas.microsoft.com/office/drawing/2015/9/8/chartex" xmlns:cx2="http://schemas.microsoft.com/office/drawing/2015/10/21/chartex" xmlns:cx3="http://schemas.microsoft.com/office/drawing/2016/5/9/chartex" xmlns:cx4="http://schemas.microsoft.com/office/drawing/2016/5/10/chartex" xmlns:cx5="http://schemas.microsoft.com/office/drawing/2016/5/11/chartex" xmlns:cx6="http://schemas.microsoft.com/office/drawing/2016/5/12/chartex" xmlns:cx7="http://schemas.microsoft.com/office/drawing/2016/5/13/chartex" xmlns:cx8="http://schemas.microsoft.com/office/drawing/2016/5/14/chartex" xmlns:mc="http://schemas.openxmlformats.org/markup-compatibility/2006" xmlns:aink="http://schemas.microsoft.com/office/drawing/2016/ink" xmlns:am3d="http://schemas.microsoft.com/office/drawing/2017/model3d" xmlns:o="urn:schemas-microsoft-com:office:office" xmlns:oel="http://schemas.microsoft.com/office/2019/extlst" xmlns:r="http://schemas.openxmlformats.org/officeDocument/2006/relationships" xmlns:m="http://schemas.openxmlformats.org/officeDocument/2006/math" xmlns:v="urn:schemas-microsoft-com:vml" xmlns:wp14="http://schemas.microsoft.com/office/word/2010/wordprocessingDrawing" xmlns:wp="http://schemas.openxmlformats.org/drawingml/2006/wordprocessingDrawing" xmlns:w10="urn:schemas-microsoft-com:office:word" xmlns:w="http://schemas.openxmlformats.org/wordprocessingml/2006/main" xmlns:w14="http://schemas.microsoft.com/office/word/2010/wordml" xmlns:w15="http://schemas.microsoft.com/office/word/2012/wordml" xmlns:w16cex="http://schemas.microsoft.com/office/word/2018/wordml/cex" xmlns:w16cid="http://schemas.microsoft.com/office/word/2016/wordml/cid" xmlns:w16="http://schemas.microsoft.com/office/word/2018/wordml" xmlns:w16du="http://schemas.microsoft.com/office/word/2023/wordml/word16du" xmlns:w16sdtdh="http://schemas.microsoft.com/office/word/2020/wordml/sdtdatahash" xmlns:w16se="http://schemas.microsoft.com/office/word/2015/wordml/symex" xmlns:wpg="http://schemas.microsoft.com/office/word/2010/wordprocessingGroup" xmlns:wpi="http://schemas.microsoft.com/office/word/2010/wordprocessingInk" xmlns:wne="http://schemas.microsoft.com/office/word/2006/wordml" xmlns:wps="http://schemas.microsoft.com/office/word/2010/wordprocessingShape" mc:Ignorable="w14 w15 w16se w16cid w16 w16cex w16sdtdh w16du wp14">
+<w:numbering xmlns:wpc="http://schemas.microsoft.com/office/word/2010/wordprocessingCanvas" xmlns:cx="http://schemas.microsoft.com/office/drawing/2014/chartex" xmlns:cx1="http://schemas.microsoft.com/office/drawing/2015/9/8/chartex" xmlns:cx2="http://schemas.microsoft.com/office/drawing/2015/10/21/chartex" xmlns:cx3="http://schemas.microsoft.com/office/drawing/2016/5/9/chartex" xmlns:cx4="http://schemas.microsoft.com/office/drawing/2016/5/10/chartex" xmlns:cx5="http://schemas.microsoft.com/office/drawing/2016/5/11/chartex" xmlns:cx6="http://schemas.microsoft.com/office/drawing/2016/5/12/chartex" xmlns:cx7="http://schemas.microsoft.com/office/drawing/2016/5/13/chartex" xmlns:cx8="http://schemas.microsoft.com/office/drawing/2016/5/14/chartex" xmlns:mc="http://schemas.openxmlformats.org/markup-compatibility/2006" xmlns:aink="http://schemas.microsoft.com/office/drawing/2016/ink" xmlns:am3d="http://schemas.microsoft.com/office/drawing/2017/model3d" xmlns:o="urn:schemas-microsoft-com:office:office" xmlns:r="http://schemas.openxmlformats.org/officeDocument/2006/relationships" xmlns:m="http://schemas.openxmlformats.org/officeDocument/2006/math" xmlns:v="urn:schemas-microsoft-com:vml" xmlns:wp14="http://schemas.microsoft.com/office/word/2010/wordprocessingDrawing" xmlns:wp="http://schemas.openxmlformats.org/drawingml/2006/wordprocessingDrawing" xmlns:w10="urn:schemas-microsoft-com:office:word" xmlns:w="http://schemas.openxmlformats.org/wordprocessingml/2006/main" xmlns:w14="http://schemas.microsoft.com/office/word/2010/wordml" xmlns:w15="http://schemas.microsoft.com/office/word/2012/wordml" xmlns:w16cex="http://schemas.microsoft.com/office/word/2018/wordml/cex" xmlns:w16cid="http://schemas.microsoft.com/office/word/2016/wordml/cid" xmlns:w16="http://schemas.microsoft.com/office/word/2018/wordml" xmlns:w16sdtdh="http://schemas.microsoft.com/office/word/2020/wordml/sdtdatahash" xmlns:w16se="http://schemas.microsoft.com/office/word/2015/wordml/symex" xmlns:wpg="http://schemas.microsoft.com/office/word/2010/wordprocessingGroup" xmlns:wpi="http://schemas.microsoft.com/office/word/2010/wordprocessingInk" xmlns:wne="http://schemas.microsoft.com/office/word/2006/wordml" xmlns:wps="http://schemas.microsoft.com/office/word/2010/wordprocessingShape" mc:Ignorable="w14 w15 w16se w16cid w16 w16cex w16sdtdh wp14">
   <w:abstractNum w:abstractNumId="0" w15:restartNumberingAfterBreak="0">
     <w:nsid w:val="3AFB707F"/>
     <w:multiLevelType w:val="hybridMultilevel"/>
@@ -4775,17 +4849,17 @@
       </w:rPr>
     </w:lvl>
   </w:abstractNum>
-  <w:num w:numId="1" w16cid:durableId="202913839">
+  <w:num w:numId="1">
     <w:abstractNumId w:val="0"/>
   </w:num>
-  <w:num w:numId="2" w16cid:durableId="269241175">
+  <w:num w:numId="2">
     <w:abstractNumId w:val="1"/>
   </w:num>
 </w:numbering>
 </file>
 
 <file path=word/styles.xml><?xml version="1.0" encoding="utf-8"?>
-<w:styles xmlns:mc="http://schemas.openxmlformats.org/markup-compatibility/2006" xmlns:r="http://schemas.openxmlformats.org/officeDocument/2006/relationships" xmlns:w="http://schemas.openxmlformats.org/wordprocessingml/2006/main" xmlns:w14="http://schemas.microsoft.com/office/word/2010/wordml" xmlns:w15="http://schemas.microsoft.com/office/word/2012/wordml" xmlns:w16cex="http://schemas.microsoft.com/office/word/2018/wordml/cex" xmlns:w16cid="http://schemas.microsoft.com/office/word/2016/wordml/cid" xmlns:w16="http://schemas.microsoft.com/office/word/2018/wordml" xmlns:w16du="http://schemas.microsoft.com/office/word/2023/wordml/word16du" xmlns:w16sdtdh="http://schemas.microsoft.com/office/word/2020/wordml/sdtdatahash" xmlns:w16se="http://schemas.microsoft.com/office/word/2015/wordml/symex" mc:Ignorable="w14 w15 w16se w16cid w16 w16cex w16sdtdh w16du">
+<w:styles xmlns:mc="http://schemas.openxmlformats.org/markup-compatibility/2006" xmlns:r="http://schemas.openxmlformats.org/officeDocument/2006/relationships" xmlns:w="http://schemas.openxmlformats.org/wordprocessingml/2006/main" xmlns:w14="http://schemas.microsoft.com/office/word/2010/wordml" xmlns:w15="http://schemas.microsoft.com/office/word/2012/wordml" xmlns:w16cex="http://schemas.microsoft.com/office/word/2018/wordml/cex" xmlns:w16cid="http://schemas.microsoft.com/office/word/2016/wordml/cid" xmlns:w16="http://schemas.microsoft.com/office/word/2018/wordml" xmlns:w16sdtdh="http://schemas.microsoft.com/office/word/2020/wordml/sdtdatahash" xmlns:w16se="http://schemas.microsoft.com/office/word/2015/wordml/symex" mc:Ignorable="w14 w15 w16se w16cid w16 w16cex w16sdtdh">
   <w:docDefaults>
     <w:rPrDefault>
       <w:rPr>
@@ -5194,6 +5268,7 @@
   <w:style w:type="character" w:default="1" w:styleId="a0">
     <w:name w:val="Default Paragraph Font"/>
     <w:uiPriority w:val="1"/>
+    <w:semiHidden/>
     <w:unhideWhenUsed/>
   </w:style>
   <w:style w:type="table" w:default="1" w:styleId="a1">
